--- a/00-首页/题组Word/初赛模拟卷（老·I~IX）/真题版式/初赛模拟卷VIII（非有机·答案与解析版·真题版式）.docx
+++ b/00-首页/题组Word/初赛模拟卷（老·I~IX）/真题版式/初赛模拟卷VIII（非有机·答案与解析版·真题版式）.docx
@@ -11932,7 +11932,7 @@
       <w:r>
         <w:drawing>
           <wp:inline>
-            <wp:extent cx="3600000" cy="824580"/>
+            <wp:extent cx="2520000" cy="577206"/>
             <wp:effectExtent b="0" l="0" r="0" t="0"/>
             <wp:docPr descr="" title="" id="26" name="Picture"/>
             <a:graphic>
@@ -11953,7 +11953,7 @@
                   <pic:spPr bwMode="auto">
                     <a:xfrm>
                       <a:off x="0" y="0"/>
-                      <a:ext cx="3600000" cy="824580"/>
+                      <a:ext cx="2520000" cy="577206"/>
                     </a:xfrm>
                     <a:prstGeom prst="rect">
                       <a:avLst/>
@@ -14086,7 +14086,7 @@
       <w:r>
         <w:drawing>
           <wp:inline>
-            <wp:extent cx="3600000" cy="1232292"/>
+            <wp:extent cx="2520000" cy="862604"/>
             <wp:effectExtent b="0" l="0" r="0" t="0"/>
             <wp:docPr descr="" title="" id="29" name="Picture"/>
             <a:graphic>
@@ -14107,7 +14107,7 @@
                   <pic:spPr bwMode="auto">
                     <a:xfrm>
                       <a:off x="0" y="0"/>
-                      <a:ext cx="3600000" cy="1232292"/>
+                      <a:ext cx="2520000" cy="862604"/>
                     </a:xfrm>
                     <a:prstGeom prst="rect">
                       <a:avLst/>
@@ -14241,7 +14241,7 @@
       <w:r>
         <w:drawing>
           <wp:inline>
-            <wp:extent cx="3600000" cy="597868"/>
+            <wp:extent cx="2520000" cy="418507"/>
             <wp:effectExtent b="0" l="0" r="0" t="0"/>
             <wp:docPr descr="" title="" id="32" name="Picture"/>
             <a:graphic>
@@ -14262,7 +14262,7 @@
                   <pic:spPr bwMode="auto">
                     <a:xfrm>
                       <a:off x="0" y="0"/>
-                      <a:ext cx="3600000" cy="597868"/>
+                      <a:ext cx="2520000" cy="418507"/>
                     </a:xfrm>
                     <a:prstGeom prst="rect">
                       <a:avLst/>
@@ -16352,7 +16352,7 @@
       <w:r>
         <w:drawing>
           <wp:inline>
-            <wp:extent cx="3240000" cy="2616922"/>
+            <wp:extent cx="2015999" cy="1628307"/>
             <wp:effectExtent b="0" l="0" r="0" t="0"/>
             <wp:docPr descr="" title="" id="39" name="Picture"/>
             <a:graphic>
@@ -16373,7 +16373,7 @@
                   <pic:spPr bwMode="auto">
                     <a:xfrm>
                       <a:off x="0" y="0"/>
-                      <a:ext cx="3240000" cy="2616922"/>
+                      <a:ext cx="2015999" cy="1628307"/>
                     </a:xfrm>
                     <a:prstGeom prst="rect">
                       <a:avLst/>
@@ -31366,7 +31366,7 @@
       <w:r>
         <w:drawing>
           <wp:inline>
-            <wp:extent cx="3086100" cy="3111500"/>
+            <wp:extent cx="1999542" cy="2015999"/>
             <wp:effectExtent b="0" l="0" r="0" t="0"/>
             <wp:docPr descr="" title="" id="49" name="Picture"/>
             <a:graphic>
@@ -31387,7 +31387,7 @@
                   <pic:spPr bwMode="auto">
                     <a:xfrm>
                       <a:off x="0" y="0"/>
-                      <a:ext cx="3086100" cy="3111500"/>
+                      <a:ext cx="1999542" cy="2015999"/>
                     </a:xfrm>
                     <a:prstGeom prst="rect">
                       <a:avLst/>
@@ -31600,7 +31600,7 @@
       <w:r>
         <w:drawing>
           <wp:inline>
-            <wp:extent cx="3600000" cy="1410499"/>
+            <wp:extent cx="2520000" cy="987349"/>
             <wp:effectExtent b="0" l="0" r="0" t="0"/>
             <wp:docPr descr="" title="" id="54" name="Picture"/>
             <a:graphic>
@@ -31621,7 +31621,7 @@
                   <pic:spPr bwMode="auto">
                     <a:xfrm>
                       <a:off x="0" y="0"/>
-                      <a:ext cx="3600000" cy="1410499"/>
+                      <a:ext cx="2520000" cy="987349"/>
                     </a:xfrm>
                     <a:prstGeom prst="rect">
                       <a:avLst/>
@@ -32065,7 +32065,7 @@
       <w:r>
         <w:drawing>
           <wp:inline>
-            <wp:extent cx="3600000" cy="2638584"/>
+            <wp:extent cx="2520000" cy="1847008"/>
             <wp:effectExtent b="0" l="0" r="0" t="0"/>
             <wp:docPr descr="" title="" id="57" name="Picture"/>
             <a:graphic>
@@ -32086,7 +32086,7 @@
                   <pic:spPr bwMode="auto">
                     <a:xfrm>
                       <a:off x="0" y="0"/>
-                      <a:ext cx="3600000" cy="2638584"/>
+                      <a:ext cx="2520000" cy="1847008"/>
                     </a:xfrm>
                     <a:prstGeom prst="rect">
                       <a:avLst/>
@@ -32151,7 +32151,7 @@
       <w:r>
         <w:drawing>
           <wp:inline>
-            <wp:extent cx="3600000" cy="1399745"/>
+            <wp:extent cx="2520000" cy="979821"/>
             <wp:effectExtent b="0" l="0" r="0" t="0"/>
             <wp:docPr descr="" title="" id="60" name="Picture"/>
             <a:graphic>
@@ -32172,7 +32172,7 @@
                   <pic:spPr bwMode="auto">
                     <a:xfrm>
                       <a:off x="0" y="0"/>
-                      <a:ext cx="3600000" cy="1399745"/>
+                      <a:ext cx="2520000" cy="979821"/>
                     </a:xfrm>
                     <a:prstGeom prst="rect">
                       <a:avLst/>
@@ -32309,7 +32309,7 @@
       <w:r>
         <w:drawing>
           <wp:inline>
-            <wp:extent cx="1800000" cy="1638000"/>
+            <wp:extent cx="1270000" cy="1155700"/>
             <wp:effectExtent b="0" l="0" r="0" t="0"/>
             <wp:docPr descr="" title="" id="65" name="Picture"/>
             <a:graphic>
@@ -32330,7 +32330,7 @@
                   <pic:spPr bwMode="auto">
                     <a:xfrm>
                       <a:off x="0" y="0"/>
-                      <a:ext cx="1800000" cy="1638000"/>
+                      <a:ext cx="1270000" cy="1155700"/>
                     </a:xfrm>
                     <a:prstGeom prst="rect">
                       <a:avLst/>
@@ -32358,7 +32358,7 @@
       <w:r>
         <w:drawing>
           <wp:inline>
-            <wp:extent cx="2552700" cy="2057400"/>
+            <wp:extent cx="2015999" cy="1624835"/>
             <wp:effectExtent b="0" l="0" r="0" t="0"/>
             <wp:docPr descr="" title="" id="68" name="Picture"/>
             <a:graphic>
@@ -32379,7 +32379,7 @@
                   <pic:spPr bwMode="auto">
                     <a:xfrm>
                       <a:off x="0" y="0"/>
-                      <a:ext cx="2552700" cy="2057400"/>
+                      <a:ext cx="2015999" cy="1624835"/>
                     </a:xfrm>
                     <a:prstGeom prst="rect">
                       <a:avLst/>
@@ -32407,7 +32407,7 @@
       <w:r>
         <w:drawing>
           <wp:inline>
-            <wp:extent cx="2628900" cy="2413000"/>
+            <wp:extent cx="2015999" cy="1850434"/>
             <wp:effectExtent b="0" l="0" r="0" t="0"/>
             <wp:docPr descr="" title="" id="71" name="Picture"/>
             <a:graphic>
@@ -32428,7 +32428,7 @@
                   <pic:spPr bwMode="auto">
                     <a:xfrm>
                       <a:off x="0" y="0"/>
-                      <a:ext cx="2628900" cy="2413000"/>
+                      <a:ext cx="2015999" cy="1850434"/>
                     </a:xfrm>
                     <a:prstGeom prst="rect">
                       <a:avLst/>
@@ -32505,7 +32505,7 @@
       <w:r>
         <w:drawing>
           <wp:inline>
-            <wp:extent cx="2273300" cy="2133600"/>
+            <wp:extent cx="2015999" cy="1892111"/>
             <wp:effectExtent b="0" l="0" r="0" t="0"/>
             <wp:docPr descr="" title="" id="77" name="Picture"/>
             <a:graphic>
@@ -32526,7 +32526,7 @@
                   <pic:spPr bwMode="auto">
                     <a:xfrm>
                       <a:off x="0" y="0"/>
-                      <a:ext cx="2273300" cy="2133600"/>
+                      <a:ext cx="2015999" cy="1892111"/>
                     </a:xfrm>
                     <a:prstGeom prst="rect">
                       <a:avLst/>
@@ -32554,7 +32554,7 @@
       <w:r>
         <w:drawing>
           <wp:inline>
-            <wp:extent cx="2476500" cy="2413000"/>
+            <wp:extent cx="2015999" cy="1964307"/>
             <wp:effectExtent b="0" l="0" r="0" t="0"/>
             <wp:docPr descr="" title="" id="80" name="Picture"/>
             <a:graphic>
@@ -32575,7 +32575,7 @@
                   <pic:spPr bwMode="auto">
                     <a:xfrm>
                       <a:off x="0" y="0"/>
-                      <a:ext cx="2476500" cy="2413000"/>
+                      <a:ext cx="2015999" cy="1964307"/>
                     </a:xfrm>
                     <a:prstGeom prst="rect">
                       <a:avLst/>
@@ -35241,7 +35241,7 @@
       <w:r>
         <w:drawing>
           <wp:inline>
-            <wp:extent cx="3124200" cy="3086100"/>
+            <wp:extent cx="2015999" cy="1991414"/>
             <wp:effectExtent b="0" l="0" r="0" t="0"/>
             <wp:docPr descr="" title="" id="85" name="Picture"/>
             <a:graphic>
@@ -35262,7 +35262,7 @@
                   <pic:spPr bwMode="auto">
                     <a:xfrm>
                       <a:off x="0" y="0"/>
-                      <a:ext cx="3124200" cy="3086100"/>
+                      <a:ext cx="2015999" cy="1991414"/>
                     </a:xfrm>
                     <a:prstGeom prst="rect">
                       <a:avLst/>
@@ -35586,7 +35586,7 @@
       <w:r>
         <w:drawing>
           <wp:inline>
-            <wp:extent cx="3240000" cy="3262736"/>
+            <wp:extent cx="2001951" cy="2015999"/>
             <wp:effectExtent b="0" l="0" r="0" t="0"/>
             <wp:docPr descr="" title="" id="88" name="Picture"/>
             <a:graphic>
@@ -35607,7 +35607,7 @@
                   <pic:spPr bwMode="auto">
                     <a:xfrm>
                       <a:off x="0" y="0"/>
-                      <a:ext cx="3240000" cy="3262736"/>
+                      <a:ext cx="2001951" cy="2015999"/>
                     </a:xfrm>
                     <a:prstGeom prst="rect">
                       <a:avLst/>
@@ -35635,7 +35635,7 @@
       <w:r>
         <w:drawing>
           <wp:inline>
-            <wp:extent cx="3600000" cy="2744751"/>
+            <wp:extent cx="2455304" cy="1872000"/>
             <wp:effectExtent b="0" l="0" r="0" t="0"/>
             <wp:docPr descr="" title="" id="91" name="Picture"/>
             <a:graphic>
@@ -35656,7 +35656,7 @@
                   <pic:spPr bwMode="auto">
                     <a:xfrm>
                       <a:off x="0" y="0"/>
-                      <a:ext cx="3600000" cy="2744751"/>
+                      <a:ext cx="2455304" cy="1872000"/>
                     </a:xfrm>
                     <a:prstGeom prst="rect">
                       <a:avLst/>
@@ -35697,7 +35697,7 @@
       <w:r>
         <w:drawing>
           <wp:inline>
-            <wp:extent cx="3240000" cy="3240000"/>
+            <wp:extent cx="2015999" cy="2015999"/>
             <wp:effectExtent b="0" l="0" r="0" t="0"/>
             <wp:docPr descr="" title="" id="94" name="Picture"/>
             <a:graphic>
@@ -35718,7 +35718,7 @@
                   <pic:spPr bwMode="auto">
                     <a:xfrm>
                       <a:off x="0" y="0"/>
-                      <a:ext cx="3240000" cy="3240000"/>
+                      <a:ext cx="2015999" cy="2015999"/>
                     </a:xfrm>
                     <a:prstGeom prst="rect">
                       <a:avLst/>
@@ -35860,7 +35860,7 @@
       <w:r>
         <w:drawing>
           <wp:inline>
-            <wp:extent cx="3240000" cy="3229163"/>
+            <wp:extent cx="2015999" cy="2009257"/>
             <wp:effectExtent b="0" l="0" r="0" t="0"/>
             <wp:docPr descr="" title="" id="97" name="Picture"/>
             <a:graphic>
@@ -35881,7 +35881,7 @@
                   <pic:spPr bwMode="auto">
                     <a:xfrm>
                       <a:off x="0" y="0"/>
-                      <a:ext cx="3240000" cy="3229163"/>
+                      <a:ext cx="2015999" cy="2009257"/>
                     </a:xfrm>
                     <a:prstGeom prst="rect">
                       <a:avLst/>
@@ -35922,7 +35922,7 @@
       <w:r>
         <w:drawing>
           <wp:inline>
-            <wp:extent cx="3240000" cy="3276000"/>
+            <wp:extent cx="1993846" cy="2015999"/>
             <wp:effectExtent b="0" l="0" r="0" t="0"/>
             <wp:docPr descr="" title="" id="100" name="Picture"/>
             <a:graphic>
@@ -35943,7 +35943,7 @@
                   <pic:spPr bwMode="auto">
                     <a:xfrm>
                       <a:off x="0" y="0"/>
-                      <a:ext cx="3240000" cy="3276000"/>
+                      <a:ext cx="1993846" cy="2015999"/>
                     </a:xfrm>
                     <a:prstGeom prst="rect">
                       <a:avLst/>
@@ -36557,7 +36557,7 @@
       <w:r>
         <w:drawing>
           <wp:inline>
-            <wp:extent cx="3600000" cy="2665889"/>
+            <wp:extent cx="2520000" cy="1866122"/>
             <wp:effectExtent b="0" l="0" r="0" t="0"/>
             <wp:docPr descr="" title="" id="103" name="Picture"/>
             <a:graphic>
@@ -36578,7 +36578,7 @@
                   <pic:spPr bwMode="auto">
                     <a:xfrm>
                       <a:off x="0" y="0"/>
-                      <a:ext cx="3600000" cy="2665889"/>
+                      <a:ext cx="2520000" cy="1866122"/>
                     </a:xfrm>
                     <a:prstGeom prst="rect">
                       <a:avLst/>
